--- a/assets/thesis/ĐẠI HỌC TRÀ VINH.docx
+++ b/assets/thesis/ĐẠI HỌC TRÀ VINH.docx
@@ -1021,6 +1021,12 @@
     </w:p>
     <w:sdt>
       <w:sdtPr>
+        <w:rPr>
+          <w:rFonts w:ascii="Times New Roman" w:eastAsiaTheme="minorEastAsia" w:hAnsi="Times New Roman" w:cstheme="minorBidi"/>
+          <w:color w:val="auto"/>
+          <w:sz w:val="26"/>
+          <w:szCs w:val="22"/>
+        </w:rPr>
         <w:id w:val="-468598062"/>
         <w:docPartObj>
           <w:docPartGallery w:val="Table of Contents"/>
@@ -1029,13 +1035,9 @@
       </w:sdtPr>
       <w:sdtEndPr>
         <w:rPr>
-          <w:rFonts w:ascii="Times New Roman" w:eastAsiaTheme="minorEastAsia" w:hAnsi="Times New Roman" w:cstheme="minorBidi"/>
           <w:b/>
           <w:bCs/>
           <w:noProof/>
-          <w:color w:val="auto"/>
-          <w:sz w:val="26"/>
-          <w:szCs w:val="22"/>
         </w:rPr>
       </w:sdtEndPr>
       <w:sdtContent>
@@ -9764,6 +9766,9 @@
     </w:p>
     <w:p>
       <w:r>
+        <w:rPr>
+          <w:noProof/>
+        </w:rPr>
         <w:drawing>
           <wp:inline distT="0" distB="0" distL="0" distR="0" wp14:anchorId="569FB153" wp14:editId="68AB2FAA">
             <wp:extent cx="5535930" cy="4254500"/>
@@ -10073,68 +10078,9 @@
       <w:pPr>
         <w:pStyle w:val="noidung"/>
       </w:pPr>
-      <w:r>
-        <w:t>Vào Zotero &gt; chọn lệnh tại khung màu đỏ:</w:t>
-      </w:r>
-    </w:p>
-    <w:p>
-      <w:pPr>
-        <w:pStyle w:val="noidung"/>
-      </w:pPr>
-      <w:r>
-        <w:rPr>
-          <w:noProof/>
-        </w:rPr>
-        <w:drawing>
-          <wp:inline distT="0" distB="0" distL="0" distR="0" wp14:anchorId="140B3BE1" wp14:editId="0E04D81F">
-            <wp:extent cx="5133975" cy="983213"/>
-            <wp:effectExtent l="0" t="0" r="0" b="7620"/>
-            <wp:docPr id="11" name="Picture 11"/>
-            <wp:cNvGraphicFramePr>
-              <a:graphicFrameLocks xmlns:a="http://schemas.openxmlformats.org/drawingml/2006/main" noChangeAspect="1"/>
-            </wp:cNvGraphicFramePr>
-            <a:graphic xmlns:a="http://schemas.openxmlformats.org/drawingml/2006/main">
-              <a:graphicData uri="http://schemas.openxmlformats.org/drawingml/2006/picture">
-                <pic:pic xmlns:pic="http://schemas.openxmlformats.org/drawingml/2006/picture">
-                  <pic:nvPicPr>
-                    <pic:cNvPr id="1" name=""/>
-                    <pic:cNvPicPr/>
-                  </pic:nvPicPr>
-                  <pic:blipFill>
-                    <a:blip r:embed="rId22"/>
-                    <a:stretch>
-                      <a:fillRect/>
-                    </a:stretch>
-                  </pic:blipFill>
-                  <pic:spPr>
-                    <a:xfrm>
-                      <a:off x="0" y="0"/>
-                      <a:ext cx="5167286" cy="989593"/>
-                    </a:xfrm>
-                    <a:prstGeom prst="rect">
-                      <a:avLst/>
-                    </a:prstGeom>
-                  </pic:spPr>
-                </pic:pic>
-              </a:graphicData>
-            </a:graphic>
-          </wp:inline>
-        </w:drawing>
-      </w:r>
-    </w:p>
-    <w:p>
-      <w:pPr>
-        <w:pStyle w:val="noidung"/>
-      </w:pPr>
-      <w:r>
-        <w:rPr>
-          <w:highlight w:val="yellow"/>
-        </w:rPr>
-        <w:t>Hệ thống sẽ tự động xuất ra những tài liệu đã trích dẫn ở chương cơ sở lý thuyết</w:t>
-      </w:r>
     </w:p>
     <w:sectPr>
-      <w:footerReference w:type="default" r:id="rId23"/>
+      <w:footerReference w:type="default" r:id="rId22"/>
       <w:pgSz w:w="11907" w:h="16840" w:code="9"/>
       <w:pgMar w:top="1134" w:right="1134" w:bottom="1134" w:left="1985" w:header="680" w:footer="680" w:gutter="0"/>
       <w:pgNumType w:start="1"/>
@@ -13818,6 +13764,7 @@
   <w:style w:type="character" w:default="1" w:styleId="DefaultParagraphFont">
     <w:name w:val="Default Paragraph Font"/>
     <w:uiPriority w:val="1"/>
+    <w:semiHidden/>
     <w:unhideWhenUsed/>
   </w:style>
   <w:style w:type="table" w:default="1" w:styleId="TableNormal">
